--- a/CV_Material_Nacho/extras/cvs_personalizados/Ignacio_Palmeri_Carrefour_Pasante_Sistemas.docx
+++ b/CV_Material_Nacho/extras/cvs_personalizados/Ignacio_Palmeri_Carrefour_Pasante_Sistemas.docx
@@ -406,7 +406,7 @@
         <w:pStyle w:val="ListBullet"/>
       </w:pPr>
       <w:r>
-        <w:t>Inglés: B1+/B2 autoevaluado, sin certificación formal. Lectura técnica fluida, comunicación escrita y oral intermedia.</w:t>
+        <w:t>Inglés: B1 (intermedio), autoevaluado, sin certificación formal. Leo documentación técnica en inglés.</w:t>
       </w:r>
     </w:p>
     <w:p>
